--- a/tests/Results/general_data.docx
+++ b/tests/Results/general_data.docx
@@ -19,7 +19,30 @@
         </w:numPr>
       </w:pPr>
       <w:r>
-        <w:t>Measure the natural pin voltage and compare it to predefined values (e.g., DI = 3.5V, DO = 0V, Power = 24V). If the pin voltage changes in response to simulation commands (such as “</w:t>
+        <w:t xml:space="preserve">Check the </w:t>
+      </w:r>
+      <w:r>
+        <w:t xml:space="preserve">connector </w:t>
+      </w:r>
+      <w:r>
+        <w:t>natural pin</w:t>
+      </w:r>
+      <w:r>
+        <w:t>s</w:t>
+      </w:r>
+      <w:r>
+        <w:t xml:space="preserve"> voltage and compare it to predefined values (e.g., DI = 3.5V, DO = 0V, Power = 24V).</w:t>
+      </w:r>
+    </w:p>
+    <w:p>
+      <w:pPr>
+        <w:numPr>
+          <w:ilvl w:val="0"/>
+          <w:numId w:val="2"/>
+        </w:numPr>
+      </w:pPr>
+      <w:r>
+        <w:t xml:space="preserve"> If the pin voltage changes in response to simulation commands (such as “</w:t>
       </w:r>
       <w:proofErr w:type="spellStart"/>
       <w:r>
@@ -33,6 +56,153 @@
         <w:t xml:space="preserve"> </w:t>
       </w:r>
     </w:p>
+    <w:p>
+      <w:r>
+        <w:rPr>
+          <w:b/>
+          <w:bCs/>
+        </w:rPr>
+        <w:t>Pullup</w:t>
+      </w:r>
+      <w:r>
+        <w:rPr>
+          <w:b/>
+          <w:bCs/>
+        </w:rPr>
+        <w:t xml:space="preserve"> Test Procedure</w:t>
+      </w:r>
+    </w:p>
+    <w:p>
+      <w:pPr>
+        <w:numPr>
+          <w:ilvl w:val="0"/>
+          <w:numId w:val="2"/>
+        </w:numPr>
+      </w:pPr>
+      <w:r>
+        <w:t xml:space="preserve"> Confirm IO box wiring for Ground (e.g., TB2.2, CH.1-) and Float (e.g., DO_1) pins according to HSID definitions. </w:t>
+      </w:r>
+    </w:p>
+    <w:p>
+      <w:pPr>
+        <w:numPr>
+          <w:ilvl w:val="0"/>
+          <w:numId w:val="2"/>
+        </w:numPr>
+      </w:pPr>
+      <w:r>
+        <w:t xml:space="preserve">Precondition for the test is the </w:t>
+      </w:r>
+      <w:proofErr w:type="gramStart"/>
+      <w:r>
+        <w:t xml:space="preserve">pin </w:t>
+      </w:r>
+      <w:r>
+        <w:t xml:space="preserve"> Power</w:t>
+      </w:r>
+      <w:proofErr w:type="gramEnd"/>
+      <w:r>
+        <w:t xml:space="preserve"> Test results are “Pass” and natural voltage is ~0 before proceeding. </w:t>
+      </w:r>
+    </w:p>
+    <w:p>
+      <w:pPr>
+        <w:numPr>
+          <w:ilvl w:val="0"/>
+          <w:numId w:val="2"/>
+        </w:numPr>
+      </w:pPr>
+      <w:r>
+        <w:t xml:space="preserve">Connect </w:t>
+      </w:r>
+      <w:r>
+        <w:t>a</w:t>
+      </w:r>
+      <w:r>
+        <w:t xml:space="preserve"> Pullup signal from the Controllino board</w:t>
+      </w:r>
+      <w:r>
+        <w:t xml:space="preserve"> and remeasure the pin voltage </w:t>
+      </w:r>
+      <w:r>
+        <w:t>Ground pin should measure ~0V; Float pin should measure ~21V, dropping to ~0V when the relevant DO is closed.</w:t>
+      </w:r>
+    </w:p>
+    <w:p>
+      <w:r>
+        <w:rPr>
+          <w:b/>
+          <w:bCs/>
+        </w:rPr>
+        <w:t xml:space="preserve">Logic </w:t>
+      </w:r>
+      <w:r>
+        <w:rPr>
+          <w:b/>
+          <w:bCs/>
+        </w:rPr>
+        <w:t>Test Procedure</w:t>
+      </w:r>
+    </w:p>
+    <w:p>
+      <w:pPr>
+        <w:numPr>
+          <w:ilvl w:val="0"/>
+          <w:numId w:val="2"/>
+        </w:numPr>
+      </w:pPr>
+      <w:r>
+        <w:t xml:space="preserve">Verify IO box wiring for digital input connectivity (e.g., DI_1) per HSID specifications. </w:t>
+      </w:r>
+    </w:p>
+    <w:p>
+      <w:pPr>
+        <w:numPr>
+          <w:ilvl w:val="0"/>
+          <w:numId w:val="2"/>
+        </w:numPr>
+      </w:pPr>
+      <w:r>
+        <w:t xml:space="preserve">Establish a connection between two pins and confirm the digital input changes as defined by HSID. </w:t>
+      </w:r>
+    </w:p>
+    <w:p>
+      <w:pPr>
+        <w:numPr>
+          <w:ilvl w:val="0"/>
+          <w:numId w:val="2"/>
+        </w:numPr>
+      </w:pPr>
+      <w:r>
+        <w:t xml:space="preserve">Preconditions: </w:t>
+      </w:r>
+    </w:p>
+    <w:p>
+      <w:pPr>
+        <w:numPr>
+          <w:ilvl w:val="1"/>
+          <w:numId w:val="2"/>
+        </w:numPr>
+      </w:pPr>
+      <w:r>
+        <w:t>Tested pin Power Test result = “Pass” and voltage below 4V</w:t>
+      </w:r>
+    </w:p>
+    <w:p>
+      <w:pPr>
+        <w:numPr>
+          <w:ilvl w:val="1"/>
+          <w:numId w:val="2"/>
+        </w:numPr>
+      </w:pPr>
+      <w:r>
+        <w:t>Connected pin Power Test result = “Pass” and voltage below 4V for digital input, or 10V for analog input.</w:t>
+      </w:r>
+      <w:r>
+        <w:t xml:space="preserve"> </w:t>
+      </w:r>
+    </w:p>
+    <w:p/>
     <w:p>
       <w:r>
         <w:rPr>
@@ -108,6 +278,7 @@
         </w:numPr>
       </w:pPr>
       <w:r>
+        <w:lastRenderedPageBreak/>
         <w:t xml:space="preserve">System failure to perform voltage measurements on the Controllino board (configuration issue). </w:t>
       </w:r>
       <w:hyperlink r:id="rId7" w:history="1"/>
@@ -129,7 +300,19 @@
         <w:t xml:space="preserve"> </w:t>
       </w:r>
     </w:p>
-    <w:p/>
+    <w:p>
+      <w:pPr>
+        <w:pStyle w:val="ListParagraph"/>
+        <w:numPr>
+          <w:ilvl w:val="0"/>
+          <w:numId w:val="3"/>
+        </w:numPr>
+        <w:spacing w:line="300" w:lineRule="atLeast"/>
+      </w:pPr>
+      <w:r>
+        <w:t>Unfulfilled preconditions for Pullup or Logic tests</w:t>
+      </w:r>
+    </w:p>
     <w:sectPr>
       <w:pgSz w:w="12240" w:h="15840"/>
       <w:pgMar w:top="1440" w:right="1440" w:bottom="1440" w:left="1440" w:header="720" w:footer="720" w:gutter="0"/>
@@ -251,7 +434,7 @@
         <w:sz w:val="20"/>
       </w:rPr>
     </w:lvl>
-    <w:lvl w:ilvl="1" w:tentative="1">
+    <w:lvl w:ilvl="1">
       <w:start w:val="1"/>
       <w:numFmt w:val="bullet"/>
       <w:lvlText w:val="o"/>
@@ -381,6 +564,155 @@
     </w:lvl>
   </w:abstractNum>
   <w:abstractNum w:abstractNumId="2" w15:restartNumberingAfterBreak="0">
+    <w:nsid w:val="665E763B"/>
+    <w:multiLevelType w:val="multilevel"/>
+    <w:tmpl w:val="0E44831A"/>
+    <w:lvl w:ilvl="0">
+      <w:start w:val="1"/>
+      <w:numFmt w:val="bullet"/>
+      <w:lvlText w:val=""/>
+      <w:lvlJc w:val="left"/>
+      <w:pPr>
+        <w:tabs>
+          <w:tab w:val="num" w:pos="720"/>
+        </w:tabs>
+        <w:ind w:left="720" w:hanging="360"/>
+      </w:pPr>
+      <w:rPr>
+        <w:rFonts w:ascii="Symbol" w:hAnsi="Symbol" w:hint="default"/>
+        <w:sz w:val="20"/>
+      </w:rPr>
+    </w:lvl>
+    <w:lvl w:ilvl="1" w:tentative="1">
+      <w:start w:val="1"/>
+      <w:numFmt w:val="bullet"/>
+      <w:lvlText w:val="o"/>
+      <w:lvlJc w:val="left"/>
+      <w:pPr>
+        <w:tabs>
+          <w:tab w:val="num" w:pos="1440"/>
+        </w:tabs>
+        <w:ind w:left="1440" w:hanging="360"/>
+      </w:pPr>
+      <w:rPr>
+        <w:rFonts w:ascii="Courier New" w:hAnsi="Courier New" w:hint="default"/>
+        <w:sz w:val="20"/>
+      </w:rPr>
+    </w:lvl>
+    <w:lvl w:ilvl="2" w:tentative="1">
+      <w:start w:val="1"/>
+      <w:numFmt w:val="bullet"/>
+      <w:lvlText w:val=""/>
+      <w:lvlJc w:val="left"/>
+      <w:pPr>
+        <w:tabs>
+          <w:tab w:val="num" w:pos="2160"/>
+        </w:tabs>
+        <w:ind w:left="2160" w:hanging="360"/>
+      </w:pPr>
+      <w:rPr>
+        <w:rFonts w:ascii="Wingdings" w:hAnsi="Wingdings" w:hint="default"/>
+        <w:sz w:val="20"/>
+      </w:rPr>
+    </w:lvl>
+    <w:lvl w:ilvl="3" w:tentative="1">
+      <w:start w:val="1"/>
+      <w:numFmt w:val="bullet"/>
+      <w:lvlText w:val=""/>
+      <w:lvlJc w:val="left"/>
+      <w:pPr>
+        <w:tabs>
+          <w:tab w:val="num" w:pos="2880"/>
+        </w:tabs>
+        <w:ind w:left="2880" w:hanging="360"/>
+      </w:pPr>
+      <w:rPr>
+        <w:rFonts w:ascii="Wingdings" w:hAnsi="Wingdings" w:hint="default"/>
+        <w:sz w:val="20"/>
+      </w:rPr>
+    </w:lvl>
+    <w:lvl w:ilvl="4" w:tentative="1">
+      <w:start w:val="1"/>
+      <w:numFmt w:val="bullet"/>
+      <w:lvlText w:val=""/>
+      <w:lvlJc w:val="left"/>
+      <w:pPr>
+        <w:tabs>
+          <w:tab w:val="num" w:pos="3600"/>
+        </w:tabs>
+        <w:ind w:left="3600" w:hanging="360"/>
+      </w:pPr>
+      <w:rPr>
+        <w:rFonts w:ascii="Wingdings" w:hAnsi="Wingdings" w:hint="default"/>
+        <w:sz w:val="20"/>
+      </w:rPr>
+    </w:lvl>
+    <w:lvl w:ilvl="5" w:tentative="1">
+      <w:start w:val="1"/>
+      <w:numFmt w:val="bullet"/>
+      <w:lvlText w:val=""/>
+      <w:lvlJc w:val="left"/>
+      <w:pPr>
+        <w:tabs>
+          <w:tab w:val="num" w:pos="4320"/>
+        </w:tabs>
+        <w:ind w:left="4320" w:hanging="360"/>
+      </w:pPr>
+      <w:rPr>
+        <w:rFonts w:ascii="Wingdings" w:hAnsi="Wingdings" w:hint="default"/>
+        <w:sz w:val="20"/>
+      </w:rPr>
+    </w:lvl>
+    <w:lvl w:ilvl="6" w:tentative="1">
+      <w:start w:val="1"/>
+      <w:numFmt w:val="bullet"/>
+      <w:lvlText w:val=""/>
+      <w:lvlJc w:val="left"/>
+      <w:pPr>
+        <w:tabs>
+          <w:tab w:val="num" w:pos="5040"/>
+        </w:tabs>
+        <w:ind w:left="5040" w:hanging="360"/>
+      </w:pPr>
+      <w:rPr>
+        <w:rFonts w:ascii="Wingdings" w:hAnsi="Wingdings" w:hint="default"/>
+        <w:sz w:val="20"/>
+      </w:rPr>
+    </w:lvl>
+    <w:lvl w:ilvl="7" w:tentative="1">
+      <w:start w:val="1"/>
+      <w:numFmt w:val="bullet"/>
+      <w:lvlText w:val=""/>
+      <w:lvlJc w:val="left"/>
+      <w:pPr>
+        <w:tabs>
+          <w:tab w:val="num" w:pos="5760"/>
+        </w:tabs>
+        <w:ind w:left="5760" w:hanging="360"/>
+      </w:pPr>
+      <w:rPr>
+        <w:rFonts w:ascii="Wingdings" w:hAnsi="Wingdings" w:hint="default"/>
+        <w:sz w:val="20"/>
+      </w:rPr>
+    </w:lvl>
+    <w:lvl w:ilvl="8" w:tentative="1">
+      <w:start w:val="1"/>
+      <w:numFmt w:val="bullet"/>
+      <w:lvlText w:val=""/>
+      <w:lvlJc w:val="left"/>
+      <w:pPr>
+        <w:tabs>
+          <w:tab w:val="num" w:pos="6480"/>
+        </w:tabs>
+        <w:ind w:left="6480" w:hanging="360"/>
+      </w:pPr>
+      <w:rPr>
+        <w:rFonts w:ascii="Wingdings" w:hAnsi="Wingdings" w:hint="default"/>
+        <w:sz w:val="20"/>
+      </w:rPr>
+    </w:lvl>
+  </w:abstractNum>
+  <w:abstractNum w:abstractNumId="3" w15:restartNumberingAfterBreak="0">
     <w:nsid w:val="777E6155"/>
     <w:multiLevelType w:val="multilevel"/>
     <w:tmpl w:val="A1887400"/>
@@ -536,6 +868,9 @@
     <w:abstractNumId w:val="1"/>
   </w:num>
   <w:num w:numId="3" w16cid:durableId="1346860949">
+    <w:abstractNumId w:val="3"/>
+  </w:num>
+  <w:num w:numId="4" w16cid:durableId="104278793">
     <w:abstractNumId w:val="2"/>
   </w:num>
 </w:numbering>
